--- a/examples/graduation/out/제안서_에이전트.docx
+++ b/examples/graduation/out/제안서_에이전트.docx
@@ -77,7 +77,7 @@
                 <w:b w:val="0"/>
                 <w:sz w:val="21"/>
               </w:rPr>
-              <w:t>본식은 110′에서 77′로 줄이고, 오후 단과대학별 수여식에서 학사·석사 4천여 명 전원의 이름을 부름</w:t>
+              <w:t>오전 행사는 110′에서 77′로 줄이고, 오후 단과대학별 수여식에서 사전 신청한 학사·석사 졸업생 전원(대상 최대 약 4,300명)의 이름을 부름</w:t>
             </w:r>
           </w:p>
         </w:tc>
@@ -90,6 +90,7 @@
     </w:p>
     <w:p>
       <w:pPr>
+        <w:keepNext/>
         <w:spacing w:before="240" w:after="120" w:line="276" w:lineRule="auto"/>
         <w:pBdr>
           <w:bottom w:val="single" w:sz="6" w:space="4" w:color="9A8FB8"/>
@@ -147,7 +148,7 @@
           <w:b w:val="0"/>
           <w:sz w:val="21"/>
         </w:rPr>
-        <w:t xml:space="preserve">뿐이며, 학사 약 3,092명·석사 약 1,205명은 본식 대상이 아님. 본식 90′ 중 </w:t>
+        <w:t xml:space="preserve">뿐이며, 학사 약 3,092명·석사 약 1,205명은 본식 대상이 아님. 전체 110′ 중 </w:t>
       </w:r>
       <w:r>
         <w:rPr>
@@ -155,7 +156,7 @@
           <w:b/>
           <w:sz w:val="21"/>
         </w:rPr>
-        <w:t>학위수여가 60′(약 55%)</w:t>
+        <w:t>학위수여가 60′(약 55%, 본식 90′ 기준 약 67%)</w:t>
       </w:r>
       <w:r>
         <w:rPr>
@@ -205,7 +206,7 @@
           <w:b w:val="0"/>
           <w:sz w:val="20"/>
         </w:rPr>
-        <w:t>- 규모가 비슷한 국립대(서울대, 졸업생 약 4,970명)는 전체식 뒤 단과대학별 수여식을 이어 운영</w:t>
+        <w:t>- 규모가 비슷한 국립대(서울대, 2016년 졸업생 약 4,970명)는 2016년 학위수여식에서 전체식 뒤 단과대학별 수여식을 이어 운영 (현재 운영 방식은 미확인)</w:t>
       </w:r>
     </w:p>
     <w:p>
@@ -224,6 +225,7 @@
     </w:p>
     <w:p>
       <w:pPr>
+        <w:keepNext/>
         <w:spacing w:before="240" w:after="120" w:line="276" w:lineRule="auto"/>
         <w:pBdr>
           <w:bottom w:val="single" w:sz="6" w:space="4" w:color="9A8FB8"/>
@@ -1708,7 +1710,7 @@
                 <w:b w:val="0"/>
                 <w:sz w:val="19"/>
               </w:rPr>
-              <w:t>40′ 내외</w:t>
+              <w:t>50′ 내외</w:t>
             </w:r>
           </w:p>
         </w:tc>
@@ -1852,7 +1854,7 @@
                 <w:b/>
                 <w:sz w:val="19"/>
               </w:rPr>
-              <w:t>본식 33′ 단축 + 오후 단과대학별 수여식 신설</w:t>
+              <w:t>오전 행사 33′ 단축(식전 10′ + 본식 23′) + 오후 단과대학별 수여식 신설</w:t>
             </w:r>
           </w:p>
         </w:tc>
@@ -1886,6 +1888,7 @@
     </w:p>
     <w:p>
       <w:pPr>
+        <w:keepNext/>
         <w:spacing w:before="80" w:after="0" w:line="276" w:lineRule="auto"/>
         <w:jc w:val="center"/>
       </w:pPr>
@@ -1955,6 +1958,7 @@
     </w:p>
     <w:p>
       <w:pPr>
+        <w:keepNext/>
         <w:spacing w:before="240" w:after="120" w:line="276" w:lineRule="auto"/>
         <w:pBdr>
           <w:bottom w:val="single" w:sz="6" w:space="4" w:color="9A8FB8"/>
@@ -1996,7 +2000,7 @@
           <w:b w:val="0"/>
           <w:sz w:val="21"/>
         </w:rPr>
-        <w:t xml:space="preserve">로 운영. 오전 본식은 현행 참석 대상(학사 수석·박사 전원)을 그대로 두고 77′로 단축. 오후에는 단과대학별 강당에서 학사·석사 졸업생 한 명 한 명의 이름을 부르고 학장이 학위기를 건네는 </w:t>
+        <w:t xml:space="preserve">로 운영. 오전 본식은 현행 참석 대상(학사 수석·박사 전원)을 그대로 두고 오전 행사 전체를 77′로 단축. 오후에는 단과대학별 강당에서 학사·석사 졸업생 한 명 한 명의 이름을 부르고 학장이 학위기를 건네는 </w:t>
       </w:r>
       <w:r>
         <w:rPr>
@@ -2391,7 +2395,7 @@
                 <w:b w:val="0"/>
                 <w:sz w:val="19"/>
               </w:rPr>
-              <w:t>단과대학별 네임콜 수여식 (단과대별 40′ 내외)</w:t>
+              <w:t>단과대학별 네임콜 수여식 (단과대별 회당 50′ 내외)</w:t>
             </w:r>
           </w:p>
         </w:tc>
@@ -2489,6 +2493,7 @@
     </w:p>
     <w:p>
       <w:pPr>
+        <w:keepNext/>
         <w:spacing w:before="80" w:after="0" w:line="276" w:lineRule="auto"/>
         <w:jc w:val="center"/>
       </w:pPr>
@@ -2544,6 +2549,7 @@
     </w:p>
     <w:p>
       <w:pPr>
+        <w:keepNext/>
         <w:spacing w:before="240" w:after="120" w:line="276" w:lineRule="auto"/>
         <w:pBdr>
           <w:bottom w:val="single" w:sz="6" w:space="4" w:color="9A8FB8"/>
@@ -2561,6 +2567,7 @@
     </w:p>
     <w:p>
       <w:pPr>
+        <w:keepNext/>
         <w:spacing w:before="160" w:after="60" w:line="276" w:lineRule="auto"/>
       </w:pPr>
       <w:r>
@@ -2630,6 +2637,7 @@
     </w:p>
     <w:p>
       <w:pPr>
+        <w:keepNext/>
         <w:spacing w:before="160" w:after="60" w:line="276" w:lineRule="auto"/>
       </w:pPr>
       <w:r>
@@ -2680,7 +2688,7 @@
           <w:b w:val="0"/>
           <w:sz w:val="20"/>
         </w:rPr>
-        <w:t>- 식순: 학장 인사 3′ → 호명 수여 30′ 내외 → 학과 대표 한마디 3′ → 단체 사진 4′</w:t>
+        <w:t>- 식순: 학장 인사 3′ → 호명 수여 40′ 내외(1인 약 8초) → 학과 대표 한마디 3′ → 단체 사진 4′ (회당 50′ 내외)</w:t>
       </w:r>
     </w:p>
     <w:p>
@@ -2694,7 +2702,7 @@
           <w:b w:val="0"/>
           <w:sz w:val="20"/>
         </w:rPr>
-        <w:t>- 인원 400명 초과 단과대학은 학부(과)별 2회차로 분리 (13:30 / 14:30 시작)</w:t>
+        <w:t>- 인원 300명 초과 단과대학은 학부(과)별 2회차로 분리 (13:30 / 14:30 시작)</w:t>
       </w:r>
     </w:p>
     <w:p>
@@ -2727,6 +2735,7 @@
     </w:p>
     <w:p>
       <w:pPr>
+        <w:keepNext/>
         <w:spacing w:before="80" w:after="0" w:line="276" w:lineRule="auto"/>
         <w:jc w:val="center"/>
       </w:pPr>
@@ -2777,7 +2786,7 @@
           <w:color w:val="555555"/>
           <w:sz w:val="18"/>
         </w:rPr>
-        <w:t>그림 3. 단과대학별 네임콜 수여식 장면도 — 이름 카드 제출 → 호명 → 학장 수여 → 가족 촬영 구역 (개념도, 축척 없음)</w:t>
+        <w:t>그림 3. 단과대학별 네임콜 수여식 장면도 — 이름 카드 제출 → 호명 → 학장 수여 → 가족 촬영 구역, 회당 50′ 내외 (개념도, 축척 없음)</w:t>
       </w:r>
     </w:p>
     <w:p>
@@ -2791,11 +2800,12 @@
           <w:color w:val="555555"/>
           <w:sz w:val="18"/>
         </w:rPr>
-        <w:t>※ 단과대학별 40′는 추정치. 학사·석사 약 4,300명을 단과대학 약 15개로 나누면 평균 약 290명, 1인 약 8초 호명 기준. 단과대 규모에 따라 20~60′, 실제 참석률에 따라 더 짧아짐. 단과대학 수는 가정치이며 학교 확인 필요.</w:t>
+        <w:t>※ 단과대학별 50′ 내외는 추정치. 학사·석사 약 4,300명을 단과대학 약 15개(가정)로 나누면 평균 약 290명, 1인 약 8초 호명 기준 약 39′. 단과대 규모에 따라 회당 20~50′, 실제 참석률에 따라 더 짧아짐. 단과대학 수는 가정치이며 학교 확인 필요.</w:t>
       </w:r>
     </w:p>
     <w:p>
       <w:pPr>
+        <w:keepNext/>
         <w:spacing w:before="160" w:after="60" w:line="276" w:lineRule="auto"/>
       </w:pPr>
       <w:r>
@@ -2851,6 +2861,7 @@
     </w:p>
     <w:p>
       <w:pPr>
+        <w:keepNext/>
         <w:spacing w:before="240" w:after="120" w:line="276" w:lineRule="auto"/>
         <w:pBdr>
           <w:bottom w:val="single" w:sz="6" w:space="4" w:color="9A8FB8"/>
@@ -2868,6 +2879,7 @@
     </w:p>
     <w:p>
       <w:pPr>
+        <w:keepNext/>
         <w:spacing w:before="160" w:after="60" w:line="276" w:lineRule="auto"/>
       </w:pPr>
       <w:r>
@@ -3306,6 +3318,7 @@
     </w:p>
     <w:p>
       <w:pPr>
+        <w:keepNext/>
         <w:spacing w:before="160" w:after="60" w:line="276" w:lineRule="auto"/>
       </w:pPr>
       <w:r>
@@ -3361,6 +3374,7 @@
     </w:p>
     <w:p>
       <w:pPr>
+        <w:keepNext/>
         <w:spacing w:before="160" w:after="60" w:line="276" w:lineRule="auto"/>
       </w:pPr>
       <w:r>
@@ -3693,6 +3707,7 @@
     </w:p>
     <w:p>
       <w:pPr>
+        <w:keepNext/>
         <w:spacing w:before="240" w:after="120" w:line="276" w:lineRule="auto"/>
         <w:pBdr>
           <w:bottom w:val="single" w:sz="6" w:space="4" w:color="9A8FB8"/>
@@ -3757,7 +3772,7 @@
           <w:b/>
           <w:sz w:val="20"/>
         </w:rPr>
-        <w:t>본식 시간 단축:</w:t>
+        <w:t>오전 행사 시간 단축:</w:t>
       </w:r>
       <w:r>
         <w:rPr>
@@ -3765,7 +3780,7 @@
           <w:b w:val="0"/>
           <w:sz w:val="20"/>
         </w:rPr>
-        <w:t xml:space="preserve"> 110′ → 77′ (33′, 30% 단축). 가족 대기 부담 감소</w:t>
+        <w:t xml:space="preserve"> 110′ → 77′ (33′, 30% 단축. 본식만 보면 90′ → 67′). 가족 대기 부담 감소</w:t>
       </w:r>
     </w:p>
     <w:p>

--- a/examples/graduation/out/제안서_에이전트.docx
+++ b/examples/graduation/out/제안서_에이전트.docx
@@ -2660,7 +2660,7 @@
           <w:b w:val="0"/>
           <w:sz w:val="20"/>
         </w:rPr>
-        <w:t>- 대상: 학사·석사 졸업생 중 사전 신청자 전원 (단과대학 행정실·단과대 학생회 운영)</w:t>
+        <w:t>- 대상: 학사 졸업생, 그리고 일반대학원 석사(소속 학과의 단과대학 회차에 편성) 중 사전 신청자 전원 (단과대학 행정실·단과대 학생회 운영). 전문대학원 석사는 대학원별 회차를 따로 운영하고 해당 대학원장이 수여</w:t>
       </w:r>
     </w:p>
     <w:p>
@@ -2702,7 +2702,7 @@
           <w:b w:val="0"/>
           <w:sz w:val="20"/>
         </w:rPr>
-        <w:t>- 인원 300명 초과 단과대학은 학부(과)별 2회차로 분리 (13:30 / 14:30 시작)</w:t>
+        <w:t>- 회차 기준은 졸업생과 가족을 합한 인원으로 산정: 졸업생 수 × 3(동반 가족 2인 가정) ≤ 강당 좌석 수. 넘으면 학부(과)별 2회차(13:30 / 14:30)로 분리하고, 2회차로도 넘으면 본식이 끝나 비는 경암체육관을 공동 회차 장소로 사용 (※ 동반 가족 2인은 가정치, 범위 1~3인. 강당 좌석 수는 시행 전 확인 필요)</w:t>
       </w:r>
     </w:p>
     <w:p>
@@ -2800,7 +2800,7 @@
           <w:color w:val="555555"/>
           <w:sz w:val="18"/>
         </w:rPr>
-        <w:t>※ 단과대학별 50′ 내외는 추정치. 학사·석사 약 4,300명을 단과대학 약 15개(가정)로 나누면 평균 약 290명, 1인 약 8초 호명 기준 약 39′. 단과대 규모에 따라 회당 20~50′, 실제 참석률에 따라 더 짧아짐. 단과대학 수는 가정치이며 학교 확인 필요.</w:t>
+        <w:t>※ 단과대학별 50′ 내외는 추정치. 학사·석사 약 4,300명을 단과대학 약 15개(가정)로 나누면 평균 약 290명. 1인 8초 기준 약 39′, 12초 기준 약 58′. 12초 기준으로 50′를 넘는 단과대학은 학부(과)별 2회차로 분리. 실제 참석률이 낮으면 더 짧아짐. 단과대학 수는 가정치이며 학교 확인 필요.</w:t>
       </w:r>
     </w:p>
     <w:p>
@@ -3313,7 +3313,7 @@
           <w:color w:val="555555"/>
           <w:sz w:val="18"/>
         </w:rPr>
-        <w:t>※ 모든 금액은 추정치. 현행 학위수여식 예산은 확인하지 못함. 본식 단축(33′)에 따른 체육관 운영비 절감분은 미반영.</w:t>
+        <w:t>※ 모든 금액은 추정치. 기본안(기존 강당 장비와 교직원·학생 자원 활용, 외부 대여·외부 사회자 없음)은 약 200~400만원, 전 단과대학이 외부 대여할 경우 최대 2,650만원. 현행 학위수여식 예산은 확인하지 못함. 본식 단축(33′)에 따른 체육관 운영비 절감분은 미반영.</w:t>
       </w:r>
     </w:p>
     <w:p>
@@ -3461,7 +3461,7 @@
                 <w:b w:val="0"/>
                 <w:sz w:val="19"/>
               </w:rPr>
-              <w:t>단과대 강당 좌석 부족 (수용 인원 미확인)</w:t>
+              <w:t>단과대 강당 좌석 부족 (졸업생+가족 합계 기준, 좌석 수 미확인)</w:t>
             </w:r>
           </w:p>
         </w:tc>
@@ -3780,7 +3780,7 @@
           <w:b w:val="0"/>
           <w:sz w:val="20"/>
         </w:rPr>
-        <w:t xml:space="preserve"> 110′ → 77′ (33′, 30% 단축. 본식만 보면 90′ → 67′). 가족 대기 부담 감소</w:t>
+        <w:t xml:space="preserve"> 110′ → 77′ (33′, 30% 단축. 본식만 보면 90′ → 67′). 박사 학위자 가족의 체육관 착석 시간 33′ 감소. 학사·석사 가족은 오후 수여식까지 체류하므로 사이 시간(11:00-13:30)에 점심·사진 구역으로 대응</w:t>
       </w:r>
     </w:p>
     <w:p>
